--- a/Coding 2 - year/Unit 2 - Object-Oriented Programming/Daily Lesson Plans/Word/Day 25.docx
+++ b/Coding 2 - year/Unit 2 - Object-Oriented Programming/Daily Lesson Plans/Word/Day 25.docx
@@ -50,12 +50,15 @@
               </w:rPr>
               <w:t xml:space="preserve">Coding II — Full Year</w:t>
             </w:r>
-          </w:p>
-          <w:p>
-            <w:pPr>
-              <w:spacing w:before="40"/>
-              <w:jc w:val="center"/>
-            </w:pPr>
+            <w:r>
+              <w:rPr>
+                <w:rFonts w:ascii="Arial" w:cs="Arial" w:eastAsia="Arial" w:hAnsi="Arial"/>
+                <w:sz w:val="16"/>
+                <w:szCs w:val="16"/>
+              </w:rPr>
+              <w:br/>
+              <w:t xml:space="preserve"/>
+            </w:r>
             <w:r>
               <w:rPr>
                 <w:rFonts w:ascii="Arial" w:cs="Arial" w:eastAsia="Arial" w:hAnsi="Arial"/>
@@ -83,7 +86,7 @@
           <w:rFonts w:ascii="Arial" w:cs="Arial" w:eastAsia="Arial" w:hAnsi="Arial"/>
           <w:b/>
           <w:bCs/>
-          <w:color w:val="0D3B1F"/>
+          <w:color w:val="1B7A4A"/>
           <w:sz w:val="32"/>
           <w:szCs w:val="32"/>
         </w:rPr>
@@ -261,9 +264,9 @@
               <w:right w:val="single" w:color="CCCCCC" w:sz="1"/>
             </w:tcBorders>
             <w:tcMar>
-              <w:top w:type="dxa" w:w="60"/>
+              <w:top w:type="dxa" w:w="80"/>
               <w:left w:type="dxa" w:w="120"/>
-              <w:bottom w:type="dxa" w:w="60"/>
+              <w:bottom w:type="dxa" w:w="80"/>
               <w:right w:type="dxa" w:w="120"/>
             </w:tcMar>
           </w:tcPr>
@@ -290,20 +293,147 @@
               <w:right w:val="single" w:color="CCCCCC" w:sz="1"/>
             </w:tcBorders>
             <w:tcMar>
-              <w:top w:type="dxa" w:w="60"/>
+              <w:top w:type="dxa" w:w="80"/>
               <w:left w:type="dxa" w:w="120"/>
-              <w:bottom w:type="dxa" w:w="60"/>
+              <w:bottom w:type="dxa" w:w="80"/>
               <w:right w:type="dxa" w:w="120"/>
             </w:tcMar>
           </w:tcPr>
           <w:p>
-            <w:r>
-              <w:rPr>
-                <w:rFonts w:ascii="Arial" w:cs="Arial" w:eastAsia="Arial" w:hAnsi="Arial"/>
-                <w:sz w:val="20"/>
-                <w:szCs w:val="20"/>
+            <w:pPr>
+              <w:spacing w:after="80" w:before="80"/>
+            </w:pPr>
+            <w:r>
+              <w:rPr>
+                <w:rFonts w:ascii="Arial" w:cs="Arial" w:eastAsia="Arial" w:hAnsi="Arial"/>
+                <w:b/>
+                <w:bCs/>
+                <w:i w:val="false"/>
+                <w:iCs w:val="false"/>
+                <w:color w:val="000000"/>
+                <w:sz w:val="22"/>
+                <w:szCs w:val="22"/>
               </w:rPr>
               <w:t xml:space="preserve">Bell Ringer / Review</w:t>
+            </w:r>
+            <w:r>
+              <w:rPr>
+                <w:rFonts w:ascii="Arial" w:cs="Arial" w:eastAsia="Arial" w:hAnsi="Arial"/>
+                <w:sz w:val="20"/>
+                <w:szCs w:val="20"/>
+              </w:rPr>
+              <w:br/>
+              <w:t xml:space="preserve"/>
+            </w:r>
+            <w:r>
+              <w:rPr>
+                <w:rFonts w:ascii="Arial" w:cs="Arial" w:eastAsia="Arial" w:hAnsi="Arial"/>
+                <w:sz w:val="20"/>
+                <w:szCs w:val="20"/>
+              </w:rPr>
+              <w:br/>
+              <w:t xml:space="preserve"/>
+            </w:r>
+            <w:r>
+              <w:rPr>
+                <w:rFonts w:ascii="Arial" w:cs="Arial" w:eastAsia="Arial" w:hAnsi="Arial"/>
+                <w:b/>
+                <w:bCs/>
+                <w:i w:val="false"/>
+                <w:iCs w:val="false"/>
+                <w:color w:val="000000"/>
+                <w:sz w:val="20"/>
+                <w:szCs w:val="20"/>
+              </w:rPr>
+              <w:t xml:space="preserve">Quick Write </w:t>
+            </w:r>
+            <w:r>
+              <w:rPr>
+                <w:rFonts w:ascii="Arial" w:cs="Arial" w:eastAsia="Arial" w:hAnsi="Arial"/>
+                <w:b w:val="false"/>
+                <w:bCs w:val="false"/>
+                <w:i w:val="false"/>
+                <w:iCs w:val="false"/>
+                <w:color w:val="000000"/>
+                <w:sz w:val="20"/>
+                <w:szCs w:val="20"/>
+              </w:rPr>
+              <w:t xml:space="preserve">(3 min — written or verbal):</w:t>
+            </w:r>
+            <w:r>
+              <w:rPr>
+                <w:rFonts w:ascii="Arial" w:cs="Arial" w:eastAsia="Arial" w:hAnsi="Arial"/>
+                <w:sz w:val="20"/>
+                <w:szCs w:val="20"/>
+              </w:rPr>
+              <w:br/>
+              <w:t xml:space="preserve"/>
+            </w:r>
+            <w:r>
+              <w:rPr>
+                <w:rFonts w:ascii="Arial" w:cs="Arial" w:eastAsia="Arial" w:hAnsi="Arial"/>
+                <w:b w:val="false"/>
+                <w:bCs w:val="false"/>
+                <w:i w:val="false"/>
+                <w:iCs w:val="false"/>
+                <w:color w:val="000000"/>
+                <w:sz w:val="20"/>
+                <w:szCs w:val="20"/>
+              </w:rPr>
+              <w:t xml:space="preserve">    In your own words: Plan and design a complete OOP system from requirements?</w:t>
+            </w:r>
+            <w:r>
+              <w:rPr>
+                <w:rFonts w:ascii="Arial" w:cs="Arial" w:eastAsia="Arial" w:hAnsi="Arial"/>
+                <w:sz w:val="20"/>
+                <w:szCs w:val="20"/>
+              </w:rPr>
+              <w:br/>
+              <w:t xml:space="preserve"/>
+            </w:r>
+            <w:r>
+              <w:rPr>
+                <w:rFonts w:ascii="Arial" w:cs="Arial" w:eastAsia="Arial" w:hAnsi="Arial"/>
+                <w:sz w:val="20"/>
+                <w:szCs w:val="20"/>
+              </w:rPr>
+              <w:br/>
+              <w:t xml:space="preserve"/>
+            </w:r>
+            <w:r>
+              <w:rPr>
+                <w:rFonts w:ascii="Arial" w:cs="Arial" w:eastAsia="Arial" w:hAnsi="Arial"/>
+                <w:b w:val="false"/>
+                <w:bCs w:val="false"/>
+                <w:i/>
+                <w:iCs/>
+                <w:color w:val="444444"/>
+                <w:sz w:val="20"/>
+                <w:szCs w:val="20"/>
+              </w:rPr>
+              <w:t xml:space="preserve">Today's Goal: By the end of class you will be able to plan and design a complete OOP system from requirements.</w:t>
+            </w:r>
+            <w:r>
+              <w:rPr>
+                <w:rFonts w:ascii="Arial" w:cs="Arial" w:eastAsia="Arial" w:hAnsi="Arial"/>
+                <w:sz w:val="20"/>
+                <w:szCs w:val="20"/>
+              </w:rPr>
+              <w:br/>
+              <w:t xml:space="preserve"/>
+            </w:r>
+            <w:r>
+              <w:rPr>
+                <w:rFonts w:ascii="Arial" w:cs="Arial" w:eastAsia="Arial" w:hAnsi="Arial"/>
+                <w:b w:val="false"/>
+                <w:bCs w:val="false"/>
+                <w:i/>
+                <w:iCs/>
+                <w:color w:val="555555"/>
+                <w:sz w:val="20"/>
+                <w:szCs w:val="20"/>
+              </w:rPr>
+              <w:t xml:space="preserve">→ Pair-share your response, then 2–3 students share with the class.</w:t>
             </w:r>
           </w:p>
         </w:tc>
@@ -319,9 +449,9 @@
               <w:right w:val="single" w:color="CCCCCC" w:sz="1"/>
             </w:tcBorders>
             <w:tcMar>
-              <w:top w:type="dxa" w:w="60"/>
+              <w:top w:type="dxa" w:w="80"/>
               <w:left w:type="dxa" w:w="120"/>
-              <w:bottom w:type="dxa" w:w="60"/>
+              <w:bottom w:type="dxa" w:w="80"/>
               <w:right w:type="dxa" w:w="120"/>
             </w:tcMar>
           </w:tcPr>
@@ -348,20 +478,164 @@
               <w:right w:val="single" w:color="CCCCCC" w:sz="1"/>
             </w:tcBorders>
             <w:tcMar>
-              <w:top w:type="dxa" w:w="60"/>
+              <w:top w:type="dxa" w:w="80"/>
               <w:left w:type="dxa" w:w="120"/>
-              <w:bottom w:type="dxa" w:w="60"/>
+              <w:bottom w:type="dxa" w:w="80"/>
               <w:right w:type="dxa" w:w="120"/>
             </w:tcMar>
           </w:tcPr>
           <w:p>
-            <w:r>
-              <w:rPr>
-                <w:rFonts w:ascii="Arial" w:cs="Arial" w:eastAsia="Arial" w:hAnsi="Arial"/>
-                <w:sz w:val="20"/>
-                <w:szCs w:val="20"/>
-              </w:rPr>
-              <w:t xml:space="preserve">Mini Lesson: Project Day 1 — Design Your System</w:t>
+            <w:pPr>
+              <w:spacing w:after="80" w:before="80"/>
+            </w:pPr>
+            <w:r>
+              <w:rPr>
+                <w:rFonts w:ascii="Arial" w:cs="Arial" w:eastAsia="Arial" w:hAnsi="Arial"/>
+                <w:b/>
+                <w:bCs/>
+                <w:i w:val="false"/>
+                <w:iCs w:val="false"/>
+                <w:color w:val="000000"/>
+                <w:sz w:val="22"/>
+                <w:szCs w:val="22"/>
+              </w:rPr>
+              <w:t xml:space="preserve">Mini Lesson: </w:t>
+            </w:r>
+            <w:r>
+              <w:rPr>
+                <w:rFonts w:ascii="Arial" w:cs="Arial" w:eastAsia="Arial" w:hAnsi="Arial"/>
+                <w:b w:val="false"/>
+                <w:bCs w:val="false"/>
+                <w:i w:val="false"/>
+                <w:iCs w:val="false"/>
+                <w:color w:val="000000"/>
+                <w:sz w:val="22"/>
+                <w:szCs w:val="22"/>
+              </w:rPr>
+              <w:t xml:space="preserve">Project Day 1 — Design Your System</w:t>
+            </w:r>
+            <w:r>
+              <w:rPr>
+                <w:rFonts w:ascii="Arial" w:cs="Arial" w:eastAsia="Arial" w:hAnsi="Arial"/>
+                <w:sz w:val="20"/>
+                <w:szCs w:val="20"/>
+              </w:rPr>
+              <w:br/>
+              <w:t xml:space="preserve"/>
+            </w:r>
+            <w:r>
+              <w:rPr>
+                <w:rFonts w:ascii="Arial" w:cs="Arial" w:eastAsia="Arial" w:hAnsi="Arial"/>
+                <w:sz w:val="20"/>
+                <w:szCs w:val="20"/>
+              </w:rPr>
+              <w:br/>
+              <w:t xml:space="preserve"/>
+            </w:r>
+            <w:r>
+              <w:rPr>
+                <w:rFonts w:ascii="Arial" w:cs="Arial" w:eastAsia="Arial" w:hAnsi="Arial"/>
+                <w:b/>
+                <w:bCs/>
+                <w:i/>
+                <w:iCs/>
+                <w:color w:val="000000"/>
+                <w:sz w:val="20"/>
+                <w:szCs w:val="20"/>
+              </w:rPr>
+              <w:t xml:space="preserve">Learning Target: </w:t>
+            </w:r>
+            <w:r>
+              <w:rPr>
+                <w:rFonts w:ascii="Arial" w:cs="Arial" w:eastAsia="Arial" w:hAnsi="Arial"/>
+                <w:b w:val="false"/>
+                <w:bCs w:val="false"/>
+                <w:i/>
+                <w:iCs/>
+                <w:color w:val="333333"/>
+                <w:sz w:val="20"/>
+                <w:szCs w:val="20"/>
+              </w:rPr>
+              <w:t xml:space="preserve">I can plan and design a complete OOP system from requirements.</w:t>
+            </w:r>
+            <w:r>
+              <w:rPr>
+                <w:rFonts w:ascii="Arial" w:cs="Arial" w:eastAsia="Arial" w:hAnsi="Arial"/>
+                <w:sz w:val="20"/>
+                <w:szCs w:val="20"/>
+              </w:rPr>
+              <w:br/>
+              <w:t xml:space="preserve"/>
+            </w:r>
+            <w:r>
+              <w:rPr>
+                <w:rFonts w:ascii="Arial" w:cs="Arial" w:eastAsia="Arial" w:hAnsi="Arial"/>
+                <w:sz w:val="20"/>
+                <w:szCs w:val="20"/>
+              </w:rPr>
+              <w:br/>
+              <w:t xml:space="preserve"/>
+            </w:r>
+            <w:r>
+              <w:rPr>
+                <w:rFonts w:ascii="Arial" w:cs="Arial" w:eastAsia="Arial" w:hAnsi="Arial"/>
+                <w:b/>
+                <w:bCs/>
+                <w:i/>
+                <w:iCs/>
+                <w:color w:val="555555"/>
+                <w:sz w:val="20"/>
+                <w:szCs w:val="20"/>
+              </w:rPr>
+              <w:t xml:space="preserve">→ Live Demo — </w:t>
+            </w:r>
+            <w:r>
+              <w:rPr>
+                <w:rFonts w:ascii="Arial" w:cs="Arial" w:eastAsia="Arial" w:hAnsi="Arial"/>
+                <w:b w:val="false"/>
+                <w:bCs w:val="false"/>
+                <w:i/>
+                <w:iCs/>
+                <w:color w:val="555555"/>
+                <w:sz w:val="20"/>
+                <w:szCs w:val="20"/>
+              </w:rPr>
+              <w:t xml:space="preserve">type examples as students follow along in their own editor.</w:t>
+            </w:r>
+            <w:r>
+              <w:rPr>
+                <w:rFonts w:ascii="Arial" w:cs="Arial" w:eastAsia="Arial" w:hAnsi="Arial"/>
+                <w:sz w:val="20"/>
+                <w:szCs w:val="20"/>
+              </w:rPr>
+              <w:br/>
+              <w:t xml:space="preserve"/>
+            </w:r>
+            <w:r>
+              <w:rPr>
+                <w:rFonts w:ascii="Arial" w:cs="Arial" w:eastAsia="Arial" w:hAnsi="Arial"/>
+                <w:b/>
+                <w:bCs/>
+                <w:i/>
+                <w:iCs/>
+                <w:color w:val="555555"/>
+                <w:sz w:val="20"/>
+                <w:szCs w:val="20"/>
+              </w:rPr>
+              <w:t xml:space="preserve">→ Check for Understanding: </w:t>
+            </w:r>
+            <w:r>
+              <w:rPr>
+                <w:rFonts w:ascii="Arial" w:cs="Arial" w:eastAsia="Arial" w:hAnsi="Arial"/>
+                <w:b w:val="false"/>
+                <w:bCs w:val="false"/>
+                <w:i/>
+                <w:iCs/>
+                <w:color w:val="555555"/>
+                <w:sz w:val="20"/>
+                <w:szCs w:val="20"/>
+              </w:rPr>
+              <w:t xml:space="preserve">pause and cold-call: “Can someone explain what we just did in their own words?”</w:t>
             </w:r>
           </w:p>
         </w:tc>
@@ -377,9 +651,9 @@
               <w:right w:val="single" w:color="CCCCCC" w:sz="1"/>
             </w:tcBorders>
             <w:tcMar>
-              <w:top w:type="dxa" w:w="60"/>
+              <w:top w:type="dxa" w:w="80"/>
               <w:left w:type="dxa" w:w="120"/>
-              <w:bottom w:type="dxa" w:w="60"/>
+              <w:bottom w:type="dxa" w:w="80"/>
               <w:right w:type="dxa" w:w="120"/>
             </w:tcMar>
           </w:tcPr>
@@ -392,7 +666,7 @@
                 <w:sz w:val="20"/>
                 <w:szCs w:val="20"/>
               </w:rPr>
-              <w:t xml:space="preserve">15-20 min</w:t>
+              <w:t xml:space="preserve">15–20 min</w:t>
             </w:r>
           </w:p>
         </w:tc>
@@ -406,20 +680,81 @@
               <w:right w:val="single" w:color="CCCCCC" w:sz="1"/>
             </w:tcBorders>
             <w:tcMar>
-              <w:top w:type="dxa" w:w="60"/>
+              <w:top w:type="dxa" w:w="80"/>
               <w:left w:type="dxa" w:w="120"/>
-              <w:bottom w:type="dxa" w:w="60"/>
+              <w:bottom w:type="dxa" w:w="80"/>
               <w:right w:type="dxa" w:w="120"/>
             </w:tcMar>
           </w:tcPr>
           <w:p>
-            <w:r>
-              <w:rPr>
-                <w:rFonts w:ascii="Arial" w:cs="Arial" w:eastAsia="Arial" w:hAnsi="Arial"/>
-                <w:sz w:val="20"/>
-                <w:szCs w:val="20"/>
+            <w:pPr>
+              <w:spacing w:after="80" w:before="80"/>
+            </w:pPr>
+            <w:r>
+              <w:rPr>
+                <w:rFonts w:ascii="Arial" w:cs="Arial" w:eastAsia="Arial" w:hAnsi="Arial"/>
+                <w:b/>
+                <w:bCs/>
+                <w:i w:val="false"/>
+                <w:iCs w:val="false"/>
+                <w:color w:val="000000"/>
+                <w:sz w:val="22"/>
+                <w:szCs w:val="22"/>
               </w:rPr>
               <w:t xml:space="preserve">Independent Practice / Code Along</w:t>
+            </w:r>
+            <w:r>
+              <w:rPr>
+                <w:rFonts w:ascii="Arial" w:cs="Arial" w:eastAsia="Arial" w:hAnsi="Arial"/>
+                <w:sz w:val="20"/>
+                <w:szCs w:val="20"/>
+              </w:rPr>
+              <w:br/>
+              <w:t xml:space="preserve"/>
+            </w:r>
+            <w:r>
+              <w:rPr>
+                <w:rFonts w:ascii="Arial" w:cs="Arial" w:eastAsia="Arial" w:hAnsi="Arial"/>
+                <w:b w:val="false"/>
+                <w:bCs w:val="false"/>
+                <w:i w:val="false"/>
+                <w:iCs w:val="false"/>
+                <w:color w:val="000000"/>
+                <w:sz w:val="20"/>
+                <w:szCs w:val="20"/>
+              </w:rPr>
+              <w:t xml:space="preserve">    Work through problems from the day's exercise set.</w:t>
+            </w:r>
+            <w:r>
+              <w:rPr>
+                <w:rFonts w:ascii="Arial" w:cs="Arial" w:eastAsia="Arial" w:hAnsi="Arial"/>
+                <w:sz w:val="20"/>
+                <w:szCs w:val="20"/>
+              </w:rPr>
+              <w:br/>
+              <w:t xml:space="preserve"/>
+            </w:r>
+            <w:r>
+              <w:rPr>
+                <w:rFonts w:ascii="Arial" w:cs="Arial" w:eastAsia="Arial" w:hAnsi="Arial"/>
+                <w:sz w:val="20"/>
+                <w:szCs w:val="20"/>
+              </w:rPr>
+              <w:br/>
+              <w:t xml:space="preserve"/>
+            </w:r>
+            <w:r>
+              <w:rPr>
+                <w:rFonts w:ascii="Arial" w:cs="Arial" w:eastAsia="Arial" w:hAnsi="Arial"/>
+                <w:b w:val="false"/>
+                <w:bCs w:val="false"/>
+                <w:i/>
+                <w:iCs/>
+                <w:color w:val="555555"/>
+                <w:sz w:val="20"/>
+                <w:szCs w:val="20"/>
+              </w:rPr>
+              <w:t xml:space="preserve">→ Teacher circulates — offer hints, check for understanding.</w:t>
             </w:r>
           </w:p>
         </w:tc>
@@ -435,9 +770,9 @@
               <w:right w:val="single" w:color="CCCCCC" w:sz="1"/>
             </w:tcBorders>
             <w:tcMar>
-              <w:top w:type="dxa" w:w="60"/>
+              <w:top w:type="dxa" w:w="80"/>
               <w:left w:type="dxa" w:w="120"/>
-              <w:bottom w:type="dxa" w:w="60"/>
+              <w:bottom w:type="dxa" w:w="80"/>
               <w:right w:type="dxa" w:w="120"/>
             </w:tcMar>
           </w:tcPr>
@@ -464,20 +799,90 @@
               <w:right w:val="single" w:color="CCCCCC" w:sz="1"/>
             </w:tcBorders>
             <w:tcMar>
-              <w:top w:type="dxa" w:w="60"/>
+              <w:top w:type="dxa" w:w="80"/>
               <w:left w:type="dxa" w:w="120"/>
-              <w:bottom w:type="dxa" w:w="60"/>
+              <w:bottom w:type="dxa" w:w="80"/>
               <w:right w:type="dxa" w:w="120"/>
             </w:tcMar>
           </w:tcPr>
           <w:p>
-            <w:r>
-              <w:rPr>
-                <w:rFonts w:ascii="Arial" w:cs="Arial" w:eastAsia="Arial" w:hAnsi="Arial"/>
-                <w:sz w:val="20"/>
-                <w:szCs w:val="20"/>
+            <w:pPr>
+              <w:spacing w:after="80" w:before="80"/>
+            </w:pPr>
+            <w:r>
+              <w:rPr>
+                <w:rFonts w:ascii="Arial" w:cs="Arial" w:eastAsia="Arial" w:hAnsi="Arial"/>
+                <w:b/>
+                <w:bCs/>
+                <w:i w:val="false"/>
+                <w:iCs w:val="false"/>
+                <w:color w:val="000000"/>
+                <w:sz w:val="22"/>
+                <w:szCs w:val="22"/>
               </w:rPr>
               <w:t xml:space="preserve">Exit Ticket / Wrap-Up</w:t>
+            </w:r>
+            <w:r>
+              <w:rPr>
+                <w:rFonts w:ascii="Arial" w:cs="Arial" w:eastAsia="Arial" w:hAnsi="Arial"/>
+                <w:sz w:val="20"/>
+                <w:szCs w:val="20"/>
+              </w:rPr>
+              <w:br/>
+              <w:t xml:space="preserve"/>
+            </w:r>
+            <w:r>
+              <w:rPr>
+                <w:rFonts w:ascii="Arial" w:cs="Arial" w:eastAsia="Arial" w:hAnsi="Arial"/>
+                <w:sz w:val="20"/>
+                <w:szCs w:val="20"/>
+              </w:rPr>
+              <w:br/>
+              <w:t xml:space="preserve"/>
+            </w:r>
+            <w:r>
+              <w:rPr>
+                <w:rFonts w:ascii="Arial" w:cs="Arial" w:eastAsia="Arial" w:hAnsi="Arial"/>
+                <w:b w:val="false"/>
+                <w:bCs w:val="false"/>
+                <w:i w:val="false"/>
+                <w:iCs w:val="false"/>
+                <w:color w:val="000000"/>
+                <w:sz w:val="20"/>
+                <w:szCs w:val="20"/>
+              </w:rPr>
+              <w:t xml:space="preserve">Quick Check: Plan and design a complete OOP system from requirements?</w:t>
+            </w:r>
+            <w:r>
+              <w:rPr>
+                <w:rFonts w:ascii="Arial" w:cs="Arial" w:eastAsia="Arial" w:hAnsi="Arial"/>
+                <w:sz w:val="20"/>
+                <w:szCs w:val="20"/>
+              </w:rPr>
+              <w:br/>
+              <w:t xml:space="preserve"/>
+            </w:r>
+            <w:r>
+              <w:rPr>
+                <w:rFonts w:ascii="Arial" w:cs="Arial" w:eastAsia="Arial" w:hAnsi="Arial"/>
+                <w:sz w:val="20"/>
+                <w:szCs w:val="20"/>
+              </w:rPr>
+              <w:br/>
+              <w:t xml:space="preserve"/>
+            </w:r>
+            <w:r>
+              <w:rPr>
+                <w:rFonts w:ascii="Arial" w:cs="Arial" w:eastAsia="Arial" w:hAnsi="Arial"/>
+                <w:b w:val="false"/>
+                <w:bCs w:val="false"/>
+                <w:i/>
+                <w:iCs/>
+                <w:color w:val="555555"/>
+                <w:sz w:val="20"/>
+                <w:szCs w:val="20"/>
+              </w:rPr>
+              <w:t xml:space="preserve">→ 3–2–1: Name 3 things learned, 2 new vocab words, 1 question you still have.</w:t>
             </w:r>
           </w:p>
         </w:tc>
@@ -2402,7 +2807,7 @@
                 <w:sz w:val="18"/>
                 <w:szCs w:val="18"/>
               </w:rPr>
-              <w:t xml:space="preserve"># Test basic structure</w:t>
+              <w:t xml:space="preserve"> </w:t>
             </w:r>
           </w:p>
           <w:p>

--- a/Coding 2 - year/Unit 2 - Object-Oriented Programming/Daily Lesson Plans/Word/Day 25.docx
+++ b/Coding 2 - year/Unit 2 - Object-Oriented Programming/Daily Lesson Plans/Word/Day 25.docx
@@ -380,7 +380,7 @@
                 <w:sz w:val="20"/>
                 <w:szCs w:val="20"/>
               </w:rPr>
-              <w:t xml:space="preserve">    In your own words: Plan and design a complete OOP system from requirements?</w:t>
+              <w:t xml:space="preserve">    Before designing anything, what questions would you need to answer first in order to plan and design a complete OOP system from requirements?</w:t>
             </w:r>
             <w:r>
               <w:rPr>
@@ -411,7 +411,7 @@
                 <w:sz w:val="20"/>
                 <w:szCs w:val="20"/>
               </w:rPr>
-              <w:t xml:space="preserve">Today's Goal: By the end of class you will be able to plan and design a complete OOP system from requirements.</w:t>
+              <w:t xml:space="preserve">Today’s Goal: By the end of class you will be able to plan and design a complete OOP system from requirements.</w:t>
             </w:r>
             <w:r>
               <w:rPr>
@@ -851,7 +851,7 @@
                 <w:sz w:val="20"/>
                 <w:szCs w:val="20"/>
               </w:rPr>
-              <w:t xml:space="preserve">Quick Check: Plan and design a complete OOP system from requirements?</w:t>
+              <w:t xml:space="preserve">What are the 2-3 most important steps when you plan and design a complete OOP system from requirements? What could go wrong if you skip one?</w:t>
             </w:r>
             <w:r>
               <w:rPr>

--- a/Coding 2 - year/Unit 2 - Object-Oriented Programming/Daily Lesson Plans/Word/Day 25.docx
+++ b/Coding 2 - year/Unit 2 - Object-Oriented Programming/Daily Lesson Plans/Word/Day 25.docx
@@ -579,6 +579,266 @@
             <w:r>
               <w:rPr>
                 <w:rFonts w:ascii="Arial" w:cs="Arial" w:eastAsia="Arial" w:hAnsi="Arial"/>
+                <w:b w:val="false"/>
+                <w:bCs w:val="false"/>
+                <w:i w:val="false"/>
+                <w:iCs w:val="false"/>
+                <w:color w:val="000000"/>
+                <w:sz w:val="20"/>
+                <w:szCs w:val="20"/>
+              </w:rPr>
+              <w:t xml:space="preserve">This is the start of a 4-day capstone project. By Day 28, you will have a complete, working OOP system demonstrating all major concepts.</w:t>
+            </w:r>
+            <w:r>
+              <w:rPr>
+                <w:rFonts w:ascii="Arial" w:cs="Arial" w:eastAsia="Arial" w:hAnsi="Arial"/>
+                <w:sz w:val="20"/>
+                <w:szCs w:val="20"/>
+              </w:rPr>
+              <w:br/>
+              <w:t xml:space="preserve"/>
+            </w:r>
+            <w:r>
+              <w:rPr>
+                <w:rFonts w:ascii="Arial" w:cs="Arial" w:eastAsia="Arial" w:hAnsi="Arial"/>
+                <w:b w:val="false"/>
+                <w:bCs w:val="false"/>
+                <w:i w:val="false"/>
+                <w:iCs w:val="false"/>
+                <w:color w:val="000000"/>
+                <w:sz w:val="20"/>
+                <w:szCs w:val="20"/>
+              </w:rPr>
+              <w:t xml:space="preserve">Option 4: Task Management System</w:t>
+            </w:r>
+            <w:r>
+              <w:rPr>
+                <w:rFonts w:ascii="Arial" w:cs="Arial" w:eastAsia="Arial" w:hAnsi="Arial"/>
+                <w:sz w:val="20"/>
+                <w:szCs w:val="20"/>
+              </w:rPr>
+              <w:br/>
+              <w:t xml:space="preserve"/>
+            </w:r>
+            <w:r>
+              <w:rPr>
+                <w:rFonts w:ascii="Arial" w:cs="Arial" w:eastAsia="Arial" w:hAnsi="Arial"/>
+                <w:sz w:val="20"/>
+                <w:szCs w:val="20"/>
+              </w:rPr>
+              <w:br/>
+              <w:t xml:space="preserve"/>
+            </w:r>
+            <w:r>
+              <w:rPr>
+                <w:rFonts w:ascii="Arial" w:cs="Arial" w:eastAsia="Arial" w:hAnsi="Arial"/>
+                <w:b/>
+                <w:bCs/>
+                <w:i w:val="false"/>
+                <w:iCs w:val="false"/>
+                <w:color w:val="000000"/>
+                <w:sz w:val="20"/>
+                <w:szCs w:val="20"/>
+              </w:rPr>
+              <w:t xml:space="preserve">Key Concepts:</w:t>
+            </w:r>
+            <w:r>
+              <w:rPr>
+                <w:rFonts w:ascii="Arial" w:cs="Arial" w:eastAsia="Arial" w:hAnsi="Arial"/>
+                <w:sz w:val="20"/>
+                <w:szCs w:val="20"/>
+              </w:rPr>
+              <w:br/>
+              <w:t xml:space="preserve"/>
+            </w:r>
+            <w:r>
+              <w:rPr>
+                <w:rFonts w:ascii="Arial" w:cs="Arial" w:eastAsia="Arial" w:hAnsi="Arial"/>
+                <w:b w:val="false"/>
+                <w:bCs w:val="false"/>
+                <w:i w:val="false"/>
+                <w:iCs w:val="false"/>
+                <w:color w:val="000000"/>
+                <w:sz w:val="20"/>
+                <w:szCs w:val="20"/>
+              </w:rPr>
+              <w:t xml:space="preserve">    • Characters with different classes</w:t>
+            </w:r>
+            <w:r>
+              <w:rPr>
+                <w:rFonts w:ascii="Arial" w:cs="Arial" w:eastAsia="Arial" w:hAnsi="Arial"/>
+                <w:sz w:val="20"/>
+                <w:szCs w:val="20"/>
+              </w:rPr>
+              <w:br/>
+              <w:t xml:space="preserve"/>
+            </w:r>
+            <w:r>
+              <w:rPr>
+                <w:rFonts w:ascii="Arial" w:cs="Arial" w:eastAsia="Arial" w:hAnsi="Arial"/>
+                <w:b w:val="false"/>
+                <w:bCs w:val="false"/>
+                <w:i w:val="false"/>
+                <w:iCs w:val="false"/>
+                <w:color w:val="000000"/>
+                <w:sz w:val="20"/>
+                <w:szCs w:val="20"/>
+              </w:rPr>
+              <w:t xml:space="preserve">    • Combat system</w:t>
+            </w:r>
+            <w:r>
+              <w:rPr>
+                <w:rFonts w:ascii="Arial" w:cs="Arial" w:eastAsia="Arial" w:hAnsi="Arial"/>
+                <w:sz w:val="20"/>
+                <w:szCs w:val="20"/>
+              </w:rPr>
+              <w:br/>
+              <w:t xml:space="preserve"/>
+            </w:r>
+            <w:r>
+              <w:rPr>
+                <w:rFonts w:ascii="Arial" w:cs="Arial" w:eastAsia="Arial" w:hAnsi="Arial"/>
+                <w:b w:val="false"/>
+                <w:bCs w:val="false"/>
+                <w:i w:val="false"/>
+                <w:iCs w:val="false"/>
+                <w:color w:val="000000"/>
+                <w:sz w:val="20"/>
+                <w:szCs w:val="20"/>
+              </w:rPr>
+              <w:t xml:space="preserve">    • Inventory and equipment</w:t>
+            </w:r>
+            <w:r>
+              <w:rPr>
+                <w:rFonts w:ascii="Arial" w:cs="Arial" w:eastAsia="Arial" w:hAnsi="Arial"/>
+                <w:sz w:val="20"/>
+                <w:szCs w:val="20"/>
+              </w:rPr>
+              <w:br/>
+              <w:t xml:space="preserve"/>
+            </w:r>
+            <w:r>
+              <w:rPr>
+                <w:rFonts w:ascii="Arial" w:cs="Arial" w:eastAsia="Arial" w:hAnsi="Arial"/>
+                <w:b w:val="false"/>
+                <w:bCs w:val="false"/>
+                <w:i w:val="false"/>
+                <w:iCs w:val="false"/>
+                <w:color w:val="000000"/>
+                <w:sz w:val="20"/>
+                <w:szCs w:val="20"/>
+              </w:rPr>
+              <w:t xml:space="preserve">    • Experience and leveling</w:t>
+            </w:r>
+            <w:r>
+              <w:rPr>
+                <w:rFonts w:ascii="Arial" w:cs="Arial" w:eastAsia="Arial" w:hAnsi="Arial"/>
+                <w:sz w:val="20"/>
+                <w:szCs w:val="20"/>
+              </w:rPr>
+              <w:br/>
+              <w:t xml:space="preserve"/>
+            </w:r>
+            <w:r>
+              <w:rPr>
+                <w:rFonts w:ascii="Arial" w:cs="Arial" w:eastAsia="Arial" w:hAnsi="Arial"/>
+                <w:b w:val="false"/>
+                <w:bCs w:val="false"/>
+                <w:i w:val="false"/>
+                <w:iCs w:val="false"/>
+                <w:color w:val="000000"/>
+                <w:sz w:val="20"/>
+                <w:szCs w:val="20"/>
+              </w:rPr>
+              <w:t xml:space="preserve">    • Monster encounters</w:t>
+            </w:r>
+            <w:r>
+              <w:rPr>
+                <w:rFonts w:ascii="Arial" w:cs="Arial" w:eastAsia="Arial" w:hAnsi="Arial"/>
+                <w:sz w:val="20"/>
+                <w:szCs w:val="20"/>
+              </w:rPr>
+              <w:br/>
+              <w:t xml:space="preserve"/>
+            </w:r>
+            <w:r>
+              <w:rPr>
+                <w:rFonts w:ascii="Arial" w:cs="Arial" w:eastAsia="Arial" w:hAnsi="Arial"/>
+                <w:b w:val="false"/>
+                <w:bCs w:val="false"/>
+                <w:i w:val="false"/>
+                <w:iCs w:val="false"/>
+                <w:color w:val="000000"/>
+                <w:sz w:val="20"/>
+                <w:szCs w:val="20"/>
+              </w:rPr>
+              <w:t xml:space="preserve">    • Product catalog with categories</w:t>
+            </w:r>
+            <w:r>
+              <w:rPr>
+                <w:rFonts w:ascii="Arial" w:cs="Arial" w:eastAsia="Arial" w:hAnsi="Arial"/>
+                <w:sz w:val="20"/>
+                <w:szCs w:val="20"/>
+              </w:rPr>
+              <w:br/>
+              <w:t xml:space="preserve"/>
+            </w:r>
+            <w:r>
+              <w:rPr>
+                <w:rFonts w:ascii="Arial" w:cs="Arial" w:eastAsia="Arial" w:hAnsi="Arial"/>
+                <w:b w:val="false"/>
+                <w:bCs w:val="false"/>
+                <w:i w:val="false"/>
+                <w:iCs w:val="false"/>
+                <w:color w:val="000000"/>
+                <w:sz w:val="20"/>
+                <w:szCs w:val="20"/>
+              </w:rPr>
+              <w:t xml:space="preserve">    • Shopping cart with tax</w:t>
+            </w:r>
+            <w:r>
+              <w:rPr>
+                <w:rFonts w:ascii="Arial" w:cs="Arial" w:eastAsia="Arial" w:hAnsi="Arial"/>
+                <w:sz w:val="20"/>
+                <w:szCs w:val="20"/>
+              </w:rPr>
+              <w:br/>
+              <w:t xml:space="preserve"/>
+            </w:r>
+            <w:r>
+              <w:rPr>
+                <w:rFonts w:ascii="Arial" w:cs="Arial" w:eastAsia="Arial" w:hAnsi="Arial"/>
+                <w:b w:val="false"/>
+                <w:bCs w:val="false"/>
+                <w:i w:val="false"/>
+                <w:iCs w:val="false"/>
+                <w:color w:val="000000"/>
+                <w:sz w:val="20"/>
+                <w:szCs w:val="20"/>
+              </w:rPr>
+              <w:t xml:space="preserve">    • Multiple payment methods</w:t>
+            </w:r>
+            <w:r>
+              <w:rPr>
+                <w:rFonts w:ascii="Arial" w:cs="Arial" w:eastAsia="Arial" w:hAnsi="Arial"/>
+                <w:sz w:val="20"/>
+                <w:szCs w:val="20"/>
+              </w:rPr>
+              <w:br/>
+              <w:t xml:space="preserve"/>
+            </w:r>
+            <w:r>
+              <w:rPr>
+                <w:rFonts w:ascii="Arial" w:cs="Arial" w:eastAsia="Arial" w:hAnsi="Arial"/>
+                <w:sz w:val="20"/>
+                <w:szCs w:val="20"/>
+              </w:rPr>
+              <w:br/>
+              <w:t xml:space="preserve"/>
+            </w:r>
+            <w:r>
+              <w:rPr>
+                <w:rFonts w:ascii="Arial" w:cs="Arial" w:eastAsia="Arial" w:hAnsi="Arial"/>
                 <w:b/>
                 <w:bCs/>
                 <w:i/>
@@ -666,7 +926,7 @@
                 <w:sz w:val="20"/>
                 <w:szCs w:val="20"/>
               </w:rPr>
-              <w:t xml:space="preserve">15–20 min</w:t>
+              <w:t xml:space="preserve">15 min</w:t>
             </w:r>
           </w:p>
         </w:tc>
@@ -701,7 +961,16 @@
                 <w:sz w:val="22"/>
                 <w:szCs w:val="22"/>
               </w:rPr>
-              <w:t xml:space="preserve">Independent Practice / Code Along</w:t>
+              <w:t xml:space="preserve">Guided Practice</w:t>
+            </w:r>
+            <w:r>
+              <w:rPr>
+                <w:rFonts w:ascii="Arial" w:cs="Arial" w:eastAsia="Arial" w:hAnsi="Arial"/>
+                <w:sz w:val="20"/>
+                <w:szCs w:val="20"/>
+              </w:rPr>
+              <w:br/>
+              <w:t xml:space="preserve"/>
             </w:r>
             <w:r>
               <w:rPr>
@@ -723,7 +992,7 @@
                 <w:sz w:val="20"/>
                 <w:szCs w:val="20"/>
               </w:rPr>
-              <w:t xml:space="preserve">    Work through problems from the day's exercise set.</w:t>
+              <w:t xml:space="preserve">Write clear requirements for your chosen project. Example for Game System:</w:t>
             </w:r>
             <w:r>
               <w:rPr>
@@ -754,7 +1023,7 @@
                 <w:sz w:val="20"/>
                 <w:szCs w:val="20"/>
               </w:rPr>
-              <w:t xml:space="preserve">→ Teacher circulates — offer hints, check for understanding.</w:t>
+              <w:t xml:space="preserve">→ Teacher models — students try alongside, then compare results.</w:t>
             </w:r>
           </w:p>
         </w:tc>
@@ -785,7 +1054,7 @@
                 <w:sz w:val="20"/>
                 <w:szCs w:val="20"/>
               </w:rPr>
-              <w:t xml:space="preserve">5 min</w:t>
+              <w:t xml:space="preserve">15–20 min</w:t>
             </w:r>
           </w:p>
         </w:tc>
@@ -820,16 +1089,7 @@
                 <w:sz w:val="22"/>
                 <w:szCs w:val="22"/>
               </w:rPr>
-              <w:t xml:space="preserve">Exit Ticket / Wrap-Up</w:t>
-            </w:r>
-            <w:r>
-              <w:rPr>
-                <w:rFonts w:ascii="Arial" w:cs="Arial" w:eastAsia="Arial" w:hAnsi="Arial"/>
-                <w:sz w:val="20"/>
-                <w:szCs w:val="20"/>
-              </w:rPr>
-              <w:br/>
-              <w:t xml:space="preserve"/>
+              <w:t xml:space="preserve">Independent Practice / Code Along</w:t>
             </w:r>
             <w:r>
               <w:rPr>
@@ -851,7 +1111,29 @@
                 <w:sz w:val="20"/>
                 <w:szCs w:val="20"/>
               </w:rPr>
-              <w:t xml:space="preserve">What are the 2-3 most important steps when you plan and design a complete OOP system from requirements? What could go wrong if you skip one?</w:t>
+              <w:t xml:space="preserve">    Students work independently on their projects, following the checklist.</w:t>
+            </w:r>
+            <w:r>
+              <w:rPr>
+                <w:rFonts w:ascii="Arial" w:cs="Arial" w:eastAsia="Arial" w:hAnsi="Arial"/>
+                <w:sz w:val="20"/>
+                <w:szCs w:val="20"/>
+              </w:rPr>
+              <w:br/>
+              <w:t xml:space="preserve"/>
+            </w:r>
+            <w:r>
+              <w:rPr>
+                <w:rFonts w:ascii="Arial" w:cs="Arial" w:eastAsia="Arial" w:hAnsi="Arial"/>
+                <w:b w:val="false"/>
+                <w:bCs w:val="false"/>
+                <w:i w:val="false"/>
+                <w:iCs w:val="false"/>
+                <w:color w:val="000000"/>
+                <w:sz w:val="20"/>
+                <w:szCs w:val="20"/>
+              </w:rPr>
+              <w:t xml:space="preserve">    Check in with each student to review progress and unblock issues.</w:t>
             </w:r>
             <w:r>
               <w:rPr>
@@ -882,6 +1164,134 @@
                 <w:sz w:val="20"/>
                 <w:szCs w:val="20"/>
               </w:rPr>
+              <w:t xml:space="preserve">→ Teacher circulates — offer hints, check for understanding.</w:t>
+            </w:r>
+          </w:p>
+        </w:tc>
+      </w:tr>
+      <w:tr>
+        <w:tc>
+          <w:tcPr>
+            <w:tcW w:type="dxa" w:w="1800"/>
+            <w:tcBorders>
+              <w:top w:val="single" w:color="CCCCCC" w:sz="1"/>
+              <w:left w:val="single" w:color="CCCCCC" w:sz="1"/>
+              <w:bottom w:val="single" w:color="CCCCCC" w:sz="1"/>
+              <w:right w:val="single" w:color="CCCCCC" w:sz="1"/>
+            </w:tcBorders>
+            <w:tcMar>
+              <w:top w:type="dxa" w:w="80"/>
+              <w:left w:type="dxa" w:w="120"/>
+              <w:bottom w:type="dxa" w:w="80"/>
+              <w:right w:type="dxa" w:w="120"/>
+            </w:tcMar>
+          </w:tcPr>
+          <w:p>
+            <w:r>
+              <w:rPr>
+                <w:rFonts w:ascii="Arial" w:cs="Arial" w:eastAsia="Arial" w:hAnsi="Arial"/>
+                <w:b/>
+                <w:bCs/>
+                <w:sz w:val="20"/>
+                <w:szCs w:val="20"/>
+              </w:rPr>
+              <w:t xml:space="preserve">5 min</w:t>
+            </w:r>
+          </w:p>
+        </w:tc>
+        <w:tc>
+          <w:tcPr>
+            <w:tcW w:type="dxa" w:w="7560"/>
+            <w:tcBorders>
+              <w:top w:val="single" w:color="CCCCCC" w:sz="1"/>
+              <w:left w:val="single" w:color="CCCCCC" w:sz="1"/>
+              <w:bottom w:val="single" w:color="CCCCCC" w:sz="1"/>
+              <w:right w:val="single" w:color="CCCCCC" w:sz="1"/>
+            </w:tcBorders>
+            <w:tcMar>
+              <w:top w:type="dxa" w:w="80"/>
+              <w:left w:type="dxa" w:w="120"/>
+              <w:bottom w:type="dxa" w:w="80"/>
+              <w:right w:type="dxa" w:w="120"/>
+            </w:tcMar>
+          </w:tcPr>
+          <w:p>
+            <w:pPr>
+              <w:spacing w:after="80" w:before="80"/>
+            </w:pPr>
+            <w:r>
+              <w:rPr>
+                <w:rFonts w:ascii="Arial" w:cs="Arial" w:eastAsia="Arial" w:hAnsi="Arial"/>
+                <w:b/>
+                <w:bCs/>
+                <w:i w:val="false"/>
+                <w:iCs w:val="false"/>
+                <w:color w:val="000000"/>
+                <w:sz w:val="22"/>
+                <w:szCs w:val="22"/>
+              </w:rPr>
+              <w:t xml:space="preserve">Exit Ticket / Wrap-Up</w:t>
+            </w:r>
+            <w:r>
+              <w:rPr>
+                <w:rFonts w:ascii="Arial" w:cs="Arial" w:eastAsia="Arial" w:hAnsi="Arial"/>
+                <w:sz w:val="20"/>
+                <w:szCs w:val="20"/>
+              </w:rPr>
+              <w:br/>
+              <w:t xml:space="preserve"/>
+            </w:r>
+            <w:r>
+              <w:rPr>
+                <w:rFonts w:ascii="Arial" w:cs="Arial" w:eastAsia="Arial" w:hAnsi="Arial"/>
+                <w:sz w:val="20"/>
+                <w:szCs w:val="20"/>
+              </w:rPr>
+              <w:br/>
+              <w:t xml:space="preserve"/>
+            </w:r>
+            <w:r>
+              <w:rPr>
+                <w:rFonts w:ascii="Arial" w:cs="Arial" w:eastAsia="Arial" w:hAnsi="Arial"/>
+                <w:b w:val="false"/>
+                <w:bCs w:val="false"/>
+                <w:i w:val="false"/>
+                <w:iCs w:val="false"/>
+                <w:color w:val="000000"/>
+                <w:sz w:val="20"/>
+                <w:szCs w:val="20"/>
+              </w:rPr>
+              <w:t xml:space="preserve">What are the 2-3 most important steps when you plan and design a complete OOP system from requirements? What could go wrong if you skip one?</w:t>
+            </w:r>
+            <w:r>
+              <w:rPr>
+                <w:rFonts w:ascii="Arial" w:cs="Arial" w:eastAsia="Arial" w:hAnsi="Arial"/>
+                <w:sz w:val="20"/>
+                <w:szCs w:val="20"/>
+              </w:rPr>
+              <w:br/>
+              <w:t xml:space="preserve"/>
+            </w:r>
+            <w:r>
+              <w:rPr>
+                <w:rFonts w:ascii="Arial" w:cs="Arial" w:eastAsia="Arial" w:hAnsi="Arial"/>
+                <w:sz w:val="20"/>
+                <w:szCs w:val="20"/>
+              </w:rPr>
+              <w:br/>
+              <w:t xml:space="preserve"/>
+            </w:r>
+            <w:r>
+              <w:rPr>
+                <w:rFonts w:ascii="Arial" w:cs="Arial" w:eastAsia="Arial" w:hAnsi="Arial"/>
+                <w:b w:val="false"/>
+                <w:bCs w:val="false"/>
+                <w:i/>
+                <w:iCs/>
+                <w:color w:val="555555"/>
+                <w:sz w:val="20"/>
+                <w:szCs w:val="20"/>
+              </w:rPr>
               <w:t xml:space="preserve">→ 3–2–1: Name 3 things learned, 2 new vocab words, 1 question you still have.</w:t>
             </w:r>
           </w:p>
@@ -891,6 +1301,535 @@
     <w:p>
       <w:pPr>
         <w:spacing w:after="200"/>
+      </w:pPr>
+    </w:p>
+    <w:p>
+      <w:pPr>
+        <w:pBdr>
+          <w:bottom w:val="single" w:color="1B7A4A" w:sz="4" w:space="4"/>
+        </w:pBdr>
+        <w:spacing w:after="100" w:before="120"/>
+      </w:pPr>
+      <w:r>
+        <w:rPr>
+          <w:rFonts w:ascii="Arial" w:cs="Arial" w:eastAsia="Arial" w:hAnsi="Arial"/>
+          <w:b/>
+          <w:bCs/>
+          <w:color w:val="1B7A4A"/>
+          <w:sz w:val="24"/>
+          <w:szCs w:val="24"/>
+        </w:rPr>
+        <w:t xml:space="preserve">Key Concepts</w:t>
+      </w:r>
+    </w:p>
+    <w:p>
+      <w:pPr>
+        <w:spacing w:after="60"/>
+      </w:pPr>
+      <w:r>
+        <w:rPr>
+          <w:rFonts w:ascii="Arial" w:cs="Arial" w:eastAsia="Arial" w:hAnsi="Arial"/>
+          <w:sz w:val="20"/>
+          <w:szCs w:val="20"/>
+        </w:rPr>
+        <w:t xml:space="preserve">This is the start of a 4-day capstone project. By Day 28, you will have a complete, working OOP system demonstrating all major concepts.</w:t>
+      </w:r>
+    </w:p>
+    <w:p>
+      <w:pPr>
+        <w:spacing w:after="60"/>
+      </w:pPr>
+      <w:r>
+        <w:rPr>
+          <w:rFonts w:ascii="Arial" w:cs="Arial" w:eastAsia="Arial" w:hAnsi="Arial"/>
+          <w:sz w:val="20"/>
+          <w:szCs w:val="20"/>
+        </w:rPr>
+        <w:t xml:space="preserve">Option 1: Game System</w:t>
+      </w:r>
+    </w:p>
+    <w:p>
+      <w:pPr>
+        <w:spacing w:after="60"/>
+        <w:ind w:left="360"/>
+      </w:pPr>
+      <w:r>
+        <w:rPr>
+          <w:rFonts w:ascii="Arial" w:cs="Arial" w:eastAsia="Arial" w:hAnsi="Arial"/>
+          <w:sz w:val="20"/>
+          <w:szCs w:val="20"/>
+        </w:rPr>
+        <w:t xml:space="preserve">• </w:t>
+      </w:r>
+      <w:r>
+        <w:rPr>
+          <w:rFonts w:ascii="Arial" w:cs="Arial" w:eastAsia="Arial" w:hAnsi="Arial"/>
+          <w:sz w:val="20"/>
+          <w:szCs w:val="20"/>
+        </w:rPr>
+        <w:t xml:space="preserve">Characters with different classes</w:t>
+      </w:r>
+    </w:p>
+    <w:p>
+      <w:pPr>
+        <w:spacing w:after="60"/>
+        <w:ind w:left="360"/>
+      </w:pPr>
+      <w:r>
+        <w:rPr>
+          <w:rFonts w:ascii="Arial" w:cs="Arial" w:eastAsia="Arial" w:hAnsi="Arial"/>
+          <w:sz w:val="20"/>
+          <w:szCs w:val="20"/>
+        </w:rPr>
+        <w:t xml:space="preserve">• </w:t>
+      </w:r>
+      <w:r>
+        <w:rPr>
+          <w:rFonts w:ascii="Arial" w:cs="Arial" w:eastAsia="Arial" w:hAnsi="Arial"/>
+          <w:sz w:val="20"/>
+          <w:szCs w:val="20"/>
+        </w:rPr>
+        <w:t xml:space="preserve">Combat system</w:t>
+      </w:r>
+    </w:p>
+    <w:p>
+      <w:pPr>
+        <w:spacing w:after="60"/>
+        <w:ind w:left="360"/>
+      </w:pPr>
+      <w:r>
+        <w:rPr>
+          <w:rFonts w:ascii="Arial" w:cs="Arial" w:eastAsia="Arial" w:hAnsi="Arial"/>
+          <w:sz w:val="20"/>
+          <w:szCs w:val="20"/>
+        </w:rPr>
+        <w:t xml:space="preserve">• </w:t>
+      </w:r>
+      <w:r>
+        <w:rPr>
+          <w:rFonts w:ascii="Arial" w:cs="Arial" w:eastAsia="Arial" w:hAnsi="Arial"/>
+          <w:sz w:val="20"/>
+          <w:szCs w:val="20"/>
+        </w:rPr>
+        <w:t xml:space="preserve">Inventory and equipment</w:t>
+      </w:r>
+    </w:p>
+    <w:p>
+      <w:pPr>
+        <w:spacing w:after="60"/>
+        <w:ind w:left="360"/>
+      </w:pPr>
+      <w:r>
+        <w:rPr>
+          <w:rFonts w:ascii="Arial" w:cs="Arial" w:eastAsia="Arial" w:hAnsi="Arial"/>
+          <w:sz w:val="20"/>
+          <w:szCs w:val="20"/>
+        </w:rPr>
+        <w:t xml:space="preserve">• </w:t>
+      </w:r>
+      <w:r>
+        <w:rPr>
+          <w:rFonts w:ascii="Arial" w:cs="Arial" w:eastAsia="Arial" w:hAnsi="Arial"/>
+          <w:sz w:val="20"/>
+          <w:szCs w:val="20"/>
+        </w:rPr>
+        <w:t xml:space="preserve">Experience and leveling</w:t>
+      </w:r>
+    </w:p>
+    <w:p>
+      <w:pPr>
+        <w:spacing w:after="60"/>
+        <w:ind w:left="360"/>
+      </w:pPr>
+      <w:r>
+        <w:rPr>
+          <w:rFonts w:ascii="Arial" w:cs="Arial" w:eastAsia="Arial" w:hAnsi="Arial"/>
+          <w:sz w:val="20"/>
+          <w:szCs w:val="20"/>
+        </w:rPr>
+        <w:t xml:space="preserve">• </w:t>
+      </w:r>
+      <w:r>
+        <w:rPr>
+          <w:rFonts w:ascii="Arial" w:cs="Arial" w:eastAsia="Arial" w:hAnsi="Arial"/>
+          <w:sz w:val="20"/>
+          <w:szCs w:val="20"/>
+        </w:rPr>
+        <w:t xml:space="preserve">Monster encounters</w:t>
+      </w:r>
+    </w:p>
+    <w:p>
+      <w:pPr>
+        <w:spacing w:after="60"/>
+      </w:pPr>
+      <w:r>
+        <w:rPr>
+          <w:rFonts w:ascii="Arial" w:cs="Arial" w:eastAsia="Arial" w:hAnsi="Arial"/>
+          <w:sz w:val="20"/>
+          <w:szCs w:val="20"/>
+        </w:rPr>
+        <w:t xml:space="preserve">Option 2: E-Commerce Platform</w:t>
+      </w:r>
+    </w:p>
+    <w:p>
+      <w:pPr>
+        <w:spacing w:after="60"/>
+        <w:ind w:left="360"/>
+      </w:pPr>
+      <w:r>
+        <w:rPr>
+          <w:rFonts w:ascii="Arial" w:cs="Arial" w:eastAsia="Arial" w:hAnsi="Arial"/>
+          <w:sz w:val="20"/>
+          <w:szCs w:val="20"/>
+        </w:rPr>
+        <w:t xml:space="preserve">• </w:t>
+      </w:r>
+      <w:r>
+        <w:rPr>
+          <w:rFonts w:ascii="Arial" w:cs="Arial" w:eastAsia="Arial" w:hAnsi="Arial"/>
+          <w:sz w:val="20"/>
+          <w:szCs w:val="20"/>
+        </w:rPr>
+        <w:t xml:space="preserve">Product catalog with categories</w:t>
+      </w:r>
+    </w:p>
+    <w:p>
+      <w:pPr>
+        <w:spacing w:after="60"/>
+        <w:ind w:left="360"/>
+      </w:pPr>
+      <w:r>
+        <w:rPr>
+          <w:rFonts w:ascii="Arial" w:cs="Arial" w:eastAsia="Arial" w:hAnsi="Arial"/>
+          <w:sz w:val="20"/>
+          <w:szCs w:val="20"/>
+        </w:rPr>
+        <w:t xml:space="preserve">• </w:t>
+      </w:r>
+      <w:r>
+        <w:rPr>
+          <w:rFonts w:ascii="Arial" w:cs="Arial" w:eastAsia="Arial" w:hAnsi="Arial"/>
+          <w:sz w:val="20"/>
+          <w:szCs w:val="20"/>
+        </w:rPr>
+        <w:t xml:space="preserve">Shopping cart with tax</w:t>
+      </w:r>
+    </w:p>
+    <w:p>
+      <w:pPr>
+        <w:spacing w:after="60"/>
+        <w:ind w:left="360"/>
+      </w:pPr>
+      <w:r>
+        <w:rPr>
+          <w:rFonts w:ascii="Arial" w:cs="Arial" w:eastAsia="Arial" w:hAnsi="Arial"/>
+          <w:sz w:val="20"/>
+          <w:szCs w:val="20"/>
+        </w:rPr>
+        <w:t xml:space="preserve">• </w:t>
+      </w:r>
+      <w:r>
+        <w:rPr>
+          <w:rFonts w:ascii="Arial" w:cs="Arial" w:eastAsia="Arial" w:hAnsi="Arial"/>
+          <w:sz w:val="20"/>
+          <w:szCs w:val="20"/>
+        </w:rPr>
+        <w:t xml:space="preserve">Multiple payment methods</w:t>
+      </w:r>
+    </w:p>
+    <w:p>
+      <w:pPr>
+        <w:spacing w:after="60"/>
+        <w:ind w:left="360"/>
+      </w:pPr>
+      <w:r>
+        <w:rPr>
+          <w:rFonts w:ascii="Arial" w:cs="Arial" w:eastAsia="Arial" w:hAnsi="Arial"/>
+          <w:sz w:val="20"/>
+          <w:szCs w:val="20"/>
+        </w:rPr>
+        <w:t xml:space="preserve">• </w:t>
+      </w:r>
+      <w:r>
+        <w:rPr>
+          <w:rFonts w:ascii="Arial" w:cs="Arial" w:eastAsia="Arial" w:hAnsi="Arial"/>
+          <w:sz w:val="20"/>
+          <w:szCs w:val="20"/>
+        </w:rPr>
+        <w:t xml:space="preserve">Order management</w:t>
+      </w:r>
+    </w:p>
+    <w:p>
+      <w:pPr>
+        <w:spacing w:after="60"/>
+        <w:ind w:left="360"/>
+      </w:pPr>
+      <w:r>
+        <w:rPr>
+          <w:rFonts w:ascii="Arial" w:cs="Arial" w:eastAsia="Arial" w:hAnsi="Arial"/>
+          <w:sz w:val="20"/>
+          <w:szCs w:val="20"/>
+        </w:rPr>
+        <w:t xml:space="preserve">• </w:t>
+      </w:r>
+      <w:r>
+        <w:rPr>
+          <w:rFonts w:ascii="Arial" w:cs="Arial" w:eastAsia="Arial" w:hAnsi="Arial"/>
+          <w:sz w:val="20"/>
+          <w:szCs w:val="20"/>
+        </w:rPr>
+        <w:t xml:space="preserve">User accounts</w:t>
+      </w:r>
+    </w:p>
+    <w:p>
+      <w:pPr>
+        <w:spacing w:after="60"/>
+      </w:pPr>
+      <w:r>
+        <w:rPr>
+          <w:rFonts w:ascii="Arial" w:cs="Arial" w:eastAsia="Arial" w:hAnsi="Arial"/>
+          <w:sz w:val="20"/>
+          <w:szCs w:val="20"/>
+        </w:rPr>
+        <w:t xml:space="preserve">Option 3: Social Network</w:t>
+      </w:r>
+    </w:p>
+    <w:p>
+      <w:pPr>
+        <w:spacing w:after="60"/>
+        <w:ind w:left="360"/>
+      </w:pPr>
+      <w:r>
+        <w:rPr>
+          <w:rFonts w:ascii="Arial" w:cs="Arial" w:eastAsia="Arial" w:hAnsi="Arial"/>
+          <w:sz w:val="20"/>
+          <w:szCs w:val="20"/>
+        </w:rPr>
+        <w:t xml:space="preserve">• </w:t>
+      </w:r>
+      <w:r>
+        <w:rPr>
+          <w:rFonts w:ascii="Arial" w:cs="Arial" w:eastAsia="Arial" w:hAnsi="Arial"/>
+          <w:sz w:val="20"/>
+          <w:szCs w:val="20"/>
+        </w:rPr>
+        <w:t xml:space="preserve">User profiles and relationships</w:t>
+      </w:r>
+    </w:p>
+    <w:p>
+      <w:pPr>
+        <w:spacing w:after="60"/>
+        <w:ind w:left="360"/>
+      </w:pPr>
+      <w:r>
+        <w:rPr>
+          <w:rFonts w:ascii="Arial" w:cs="Arial" w:eastAsia="Arial" w:hAnsi="Arial"/>
+          <w:sz w:val="20"/>
+          <w:szCs w:val="20"/>
+        </w:rPr>
+        <w:t xml:space="preserve">• </w:t>
+      </w:r>
+      <w:r>
+        <w:rPr>
+          <w:rFonts w:ascii="Arial" w:cs="Arial" w:eastAsia="Arial" w:hAnsi="Arial"/>
+          <w:sz w:val="20"/>
+          <w:szCs w:val="20"/>
+        </w:rPr>
+        <w:t xml:space="preserve">Posts and comments</w:t>
+      </w:r>
+    </w:p>
+    <w:p>
+      <w:pPr>
+        <w:spacing w:after="60"/>
+        <w:ind w:left="360"/>
+      </w:pPr>
+      <w:r>
+        <w:rPr>
+          <w:rFonts w:ascii="Arial" w:cs="Arial" w:eastAsia="Arial" w:hAnsi="Arial"/>
+          <w:sz w:val="20"/>
+          <w:szCs w:val="20"/>
+        </w:rPr>
+        <w:t xml:space="preserve">• </w:t>
+      </w:r>
+      <w:r>
+        <w:rPr>
+          <w:rFonts w:ascii="Arial" w:cs="Arial" w:eastAsia="Arial" w:hAnsi="Arial"/>
+          <w:sz w:val="20"/>
+          <w:szCs w:val="20"/>
+        </w:rPr>
+        <w:t xml:space="preserve">Feed generation</w:t>
+      </w:r>
+    </w:p>
+    <w:p>
+      <w:pPr>
+        <w:spacing w:after="60"/>
+        <w:ind w:left="360"/>
+      </w:pPr>
+      <w:r>
+        <w:rPr>
+          <w:rFonts w:ascii="Arial" w:cs="Arial" w:eastAsia="Arial" w:hAnsi="Arial"/>
+          <w:sz w:val="20"/>
+          <w:szCs w:val="20"/>
+        </w:rPr>
+        <w:t xml:space="preserve">• </w:t>
+      </w:r>
+      <w:r>
+        <w:rPr>
+          <w:rFonts w:ascii="Arial" w:cs="Arial" w:eastAsia="Arial" w:hAnsi="Arial"/>
+          <w:sz w:val="20"/>
+          <w:szCs w:val="20"/>
+        </w:rPr>
+        <w:t xml:space="preserve">Message system</w:t>
+      </w:r>
+    </w:p>
+    <w:p>
+      <w:pPr>
+        <w:spacing w:after="60"/>
+        <w:ind w:left="360"/>
+      </w:pPr>
+      <w:r>
+        <w:rPr>
+          <w:rFonts w:ascii="Arial" w:cs="Arial" w:eastAsia="Arial" w:hAnsi="Arial"/>
+          <w:sz w:val="20"/>
+          <w:szCs w:val="20"/>
+        </w:rPr>
+        <w:t xml:space="preserve">• </w:t>
+      </w:r>
+      <w:r>
+        <w:rPr>
+          <w:rFonts w:ascii="Arial" w:cs="Arial" w:eastAsia="Arial" w:hAnsi="Arial"/>
+          <w:sz w:val="20"/>
+          <w:szCs w:val="20"/>
+        </w:rPr>
+        <w:t xml:space="preserve">Like/unlike functionality</w:t>
+      </w:r>
+    </w:p>
+    <w:p>
+      <w:pPr>
+        <w:spacing w:after="60"/>
+      </w:pPr>
+      <w:r>
+        <w:rPr>
+          <w:rFonts w:ascii="Arial" w:cs="Arial" w:eastAsia="Arial" w:hAnsi="Arial"/>
+          <w:sz w:val="20"/>
+          <w:szCs w:val="20"/>
+        </w:rPr>
+        <w:t xml:space="preserve">Option 4: Task Management System</w:t>
+      </w:r>
+    </w:p>
+    <w:p>
+      <w:pPr>
+        <w:spacing w:after="60"/>
+        <w:ind w:left="360"/>
+      </w:pPr>
+      <w:r>
+        <w:rPr>
+          <w:rFonts w:ascii="Arial" w:cs="Arial" w:eastAsia="Arial" w:hAnsi="Arial"/>
+          <w:sz w:val="20"/>
+          <w:szCs w:val="20"/>
+        </w:rPr>
+        <w:t xml:space="preserve">• </w:t>
+      </w:r>
+      <w:r>
+        <w:rPr>
+          <w:rFonts w:ascii="Arial" w:cs="Arial" w:eastAsia="Arial" w:hAnsi="Arial"/>
+          <w:sz w:val="20"/>
+          <w:szCs w:val="20"/>
+        </w:rPr>
+        <w:t xml:space="preserve">Users and projects</w:t>
+      </w:r>
+    </w:p>
+    <w:p>
+      <w:pPr>
+        <w:spacing w:after="60"/>
+        <w:ind w:left="360"/>
+      </w:pPr>
+      <w:r>
+        <w:rPr>
+          <w:rFonts w:ascii="Arial" w:cs="Arial" w:eastAsia="Arial" w:hAnsi="Arial"/>
+          <w:sz w:val="20"/>
+          <w:szCs w:val="20"/>
+        </w:rPr>
+        <w:t xml:space="preserve">• </w:t>
+      </w:r>
+      <w:r>
+        <w:rPr>
+          <w:rFonts w:ascii="Arial" w:cs="Arial" w:eastAsia="Arial" w:hAnsi="Arial"/>
+          <w:sz w:val="20"/>
+          <w:szCs w:val="20"/>
+        </w:rPr>
+        <w:t xml:space="preserve">Tasks with priority and status</w:t>
+      </w:r>
+    </w:p>
+    <w:p>
+      <w:pPr>
+        <w:spacing w:after="60"/>
+        <w:ind w:left="360"/>
+      </w:pPr>
+      <w:r>
+        <w:rPr>
+          <w:rFonts w:ascii="Arial" w:cs="Arial" w:eastAsia="Arial" w:hAnsi="Arial"/>
+          <w:sz w:val="20"/>
+          <w:szCs w:val="20"/>
+        </w:rPr>
+        <w:t xml:space="preserve">• </w:t>
+      </w:r>
+      <w:r>
+        <w:rPr>
+          <w:rFonts w:ascii="Arial" w:cs="Arial" w:eastAsia="Arial" w:hAnsi="Arial"/>
+          <w:sz w:val="20"/>
+          <w:szCs w:val="20"/>
+        </w:rPr>
+        <w:t xml:space="preserve">Team collaboration</w:t>
+      </w:r>
+    </w:p>
+    <w:p>
+      <w:pPr>
+        <w:spacing w:after="60"/>
+        <w:ind w:left="360"/>
+      </w:pPr>
+      <w:r>
+        <w:rPr>
+          <w:rFonts w:ascii="Arial" w:cs="Arial" w:eastAsia="Arial" w:hAnsi="Arial"/>
+          <w:sz w:val="20"/>
+          <w:szCs w:val="20"/>
+        </w:rPr>
+        <w:t xml:space="preserve">• </w:t>
+      </w:r>
+      <w:r>
+        <w:rPr>
+          <w:rFonts w:ascii="Arial" w:cs="Arial" w:eastAsia="Arial" w:hAnsi="Arial"/>
+          <w:sz w:val="20"/>
+          <w:szCs w:val="20"/>
+        </w:rPr>
+        <w:t xml:space="preserve">Due dates and reminders</w:t>
+      </w:r>
+    </w:p>
+    <w:p>
+      <w:pPr>
+        <w:spacing w:after="60"/>
+        <w:ind w:left="360"/>
+      </w:pPr>
+      <w:r>
+        <w:rPr>
+          <w:rFonts w:ascii="Arial" w:cs="Arial" w:eastAsia="Arial" w:hAnsi="Arial"/>
+          <w:sz w:val="20"/>
+          <w:szCs w:val="20"/>
+        </w:rPr>
+        <w:t xml:space="preserve">• </w:t>
+      </w:r>
+      <w:r>
+        <w:rPr>
+          <w:rFonts w:ascii="Arial" w:cs="Arial" w:eastAsia="Arial" w:hAnsi="Arial"/>
+          <w:sz w:val="20"/>
+          <w:szCs w:val="20"/>
+        </w:rPr>
+        <w:t xml:space="preserve">Progress tracking</w:t>
+      </w:r>
+    </w:p>
+    <w:p>
+      <w:pPr>
+        <w:spacing w:after="160"/>
       </w:pPr>
     </w:p>
     <w:p>
@@ -3011,6 +3950,641 @@
     <w:p>
       <w:pPr>
         <w:spacing w:after="120"/>
+      </w:pPr>
+    </w:p>
+    <w:p>
+      <w:pPr>
+        <w:pBdr>
+          <w:bottom w:val="single" w:color="1B7A4A" w:sz="4" w:space="4"/>
+        </w:pBdr>
+        <w:spacing w:after="100" w:before="120"/>
+      </w:pPr>
+      <w:r>
+        <w:rPr>
+          <w:rFonts w:ascii="Arial" w:cs="Arial" w:eastAsia="Arial" w:hAnsi="Arial"/>
+          <w:b/>
+          <w:bCs/>
+          <w:color w:val="1B7A4A"/>
+          <w:sz w:val="24"/>
+          <w:szCs w:val="24"/>
+        </w:rPr>
+        <w:t xml:space="preserve">Guided Practice</w:t>
+      </w:r>
+    </w:p>
+    <w:p>
+      <w:pPr>
+        <w:spacing w:after="60"/>
+      </w:pPr>
+      <w:r>
+        <w:rPr>
+          <w:rFonts w:ascii="Arial" w:cs="Arial" w:eastAsia="Arial" w:hAnsi="Arial"/>
+          <w:sz w:val="20"/>
+          <w:szCs w:val="20"/>
+        </w:rPr>
+        <w:t xml:space="preserve">Write clear requirements for your chosen project. Example for Game System:</w:t>
+      </w:r>
+    </w:p>
+    <w:p>
+      <w:pPr>
+        <w:spacing w:after="60"/>
+      </w:pPr>
+      <w:r>
+        <w:rPr>
+          <w:rFonts w:ascii="Arial" w:cs="Arial" w:eastAsia="Arial" w:hAnsi="Arial"/>
+          <w:sz w:val="20"/>
+          <w:szCs w:val="20"/>
+        </w:rPr>
+        <w:t xml:space="preserve">List nouns from requirements (potential classes):</w:t>
+      </w:r>
+    </w:p>
+    <w:p>
+      <w:pPr>
+        <w:spacing w:after="60"/>
+      </w:pPr>
+      <w:r>
+        <w:rPr>
+          <w:rFonts w:ascii="Arial" w:cs="Arial" w:eastAsia="Arial" w:hAnsi="Arial"/>
+          <w:sz w:val="20"/>
+          <w:szCs w:val="20"/>
+        </w:rPr>
+        <w:t xml:space="preserve">- Character</w:t>
+      </w:r>
+    </w:p>
+    <w:p>
+      <w:pPr>
+        <w:spacing w:after="60"/>
+      </w:pPr>
+      <w:r>
+        <w:rPr>
+          <w:rFonts w:ascii="Arial" w:cs="Arial" w:eastAsia="Arial" w:hAnsi="Arial"/>
+          <w:sz w:val="20"/>
+          <w:szCs w:val="20"/>
+        </w:rPr>
+        <w:t xml:space="preserve">- Warrior, Mage, Rogue</w:t>
+      </w:r>
+    </w:p>
+    <w:p>
+      <w:pPr>
+        <w:spacing w:after="60"/>
+      </w:pPr>
+      <w:r>
+        <w:rPr>
+          <w:rFonts w:ascii="Arial" w:cs="Arial" w:eastAsia="Arial" w:hAnsi="Arial"/>
+          <w:sz w:val="20"/>
+          <w:szCs w:val="20"/>
+        </w:rPr>
+        <w:t xml:space="preserve">- Combat system</w:t>
+      </w:r>
+    </w:p>
+    <w:p>
+      <w:pPr>
+        <w:spacing w:after="60"/>
+      </w:pPr>
+      <w:r>
+        <w:rPr>
+          <w:rFonts w:ascii="Arial" w:cs="Arial" w:eastAsia="Arial" w:hAnsi="Arial"/>
+          <w:sz w:val="20"/>
+          <w:szCs w:val="20"/>
+        </w:rPr>
+        <w:t xml:space="preserve">- Item</w:t>
+      </w:r>
+    </w:p>
+    <w:p>
+      <w:pPr>
+        <w:spacing w:after="60"/>
+      </w:pPr>
+      <w:r>
+        <w:rPr>
+          <w:rFonts w:ascii="Arial" w:cs="Arial" w:eastAsia="Arial" w:hAnsi="Arial"/>
+          <w:sz w:val="20"/>
+          <w:szCs w:val="20"/>
+        </w:rPr>
+        <w:t xml:space="preserve">- Inventory</w:t>
+      </w:r>
+    </w:p>
+    <w:p>
+      <w:pPr>
+        <w:spacing w:after="60"/>
+      </w:pPr>
+      <w:r>
+        <w:rPr>
+          <w:rFonts w:ascii="Arial" w:cs="Arial" w:eastAsia="Arial" w:hAnsi="Arial"/>
+          <w:sz w:val="20"/>
+          <w:szCs w:val="20"/>
+        </w:rPr>
+        <w:t xml:space="preserve">- Experience/Level</w:t>
+      </w:r>
+    </w:p>
+    <w:p>
+      <w:pPr>
+        <w:spacing w:after="60"/>
+      </w:pPr>
+      <w:r>
+        <w:rPr>
+          <w:rFonts w:ascii="Arial" w:cs="Arial" w:eastAsia="Arial" w:hAnsi="Arial"/>
+          <w:sz w:val="20"/>
+          <w:szCs w:val="20"/>
+        </w:rPr>
+        <w:t xml:space="preserve">- Character -&gt; Has Inventory (composition)</w:t>
+      </w:r>
+    </w:p>
+    <w:p>
+      <w:pPr>
+        <w:spacing w:after="60"/>
+      </w:pPr>
+      <w:r>
+        <w:rPr>
+          <w:rFonts w:ascii="Arial" w:cs="Arial" w:eastAsia="Arial" w:hAnsi="Arial"/>
+          <w:sz w:val="20"/>
+          <w:szCs w:val="20"/>
+        </w:rPr>
+        <w:t xml:space="preserve">- Warrior -&gt; Is-A Character (inheritance)</w:t>
+      </w:r>
+    </w:p>
+    <w:p>
+      <w:pPr>
+        <w:spacing w:after="60"/>
+      </w:pPr>
+      <w:r>
+        <w:rPr>
+          <w:rFonts w:ascii="Arial" w:cs="Arial" w:eastAsia="Arial" w:hAnsi="Arial"/>
+          <w:sz w:val="20"/>
+          <w:szCs w:val="20"/>
+        </w:rPr>
+        <w:t xml:space="preserve">- Mage -&gt; Is-A Character (inheritance)</w:t>
+      </w:r>
+    </w:p>
+    <w:p>
+      <w:pPr>
+        <w:spacing w:after="60"/>
+      </w:pPr>
+      <w:r>
+        <w:rPr>
+          <w:rFonts w:ascii="Arial" w:cs="Arial" w:eastAsia="Arial" w:hAnsi="Arial"/>
+          <w:sz w:val="20"/>
+          <w:szCs w:val="20"/>
+        </w:rPr>
+        <w:t xml:space="preserve">- Inventory -&gt; Contains Items (composition)</w:t>
+      </w:r>
+    </w:p>
+    <w:p>
+      <w:pPr>
+        <w:spacing w:after="60"/>
+      </w:pPr>
+      <w:r>
+        <w:rPr>
+          <w:rFonts w:ascii="Arial" w:cs="Arial" w:eastAsia="Arial" w:hAnsi="Arial"/>
+          <w:sz w:val="20"/>
+          <w:szCs w:val="20"/>
+        </w:rPr>
+        <w:t xml:space="preserve">For each class, list methods and inputs/outputs:</w:t>
+      </w:r>
+    </w:p>
+    <w:p>
+      <w:pPr>
+        <w:spacing w:after="60"/>
+      </w:pPr>
+      <w:r>
+        <w:rPr>
+          <w:rFonts w:ascii="Arial" w:cs="Arial" w:eastAsia="Arial" w:hAnsi="Arial"/>
+          <w:sz w:val="20"/>
+          <w:szCs w:val="20"/>
+        </w:rPr>
+        <w:t xml:space="preserve">Create basic class structure:</w:t>
+      </w:r>
+    </w:p>
+    <w:p>
+      <w:pPr>
+        <w:spacing w:after="60"/>
+      </w:pPr>
+      <w:r>
+        <w:rPr>
+          <w:rFonts w:ascii="Arial" w:cs="Arial" w:eastAsia="Arial" w:hAnsi="Arial"/>
+          <w:sz w:val="20"/>
+          <w:szCs w:val="20"/>
+        </w:rPr>
+        <w:t xml:space="preserve">1. Design Document (markdown or text file):</w:t>
+      </w:r>
+    </w:p>
+    <w:p>
+      <w:pPr>
+        <w:spacing w:after="60"/>
+      </w:pPr>
+      <w:r>
+        <w:rPr>
+          <w:rFonts w:ascii="Arial" w:cs="Arial" w:eastAsia="Arial" w:hAnsi="Arial"/>
+          <w:sz w:val="20"/>
+          <w:szCs w:val="20"/>
+        </w:rPr>
+        <w:t xml:space="preserve">- Project overview</w:t>
+      </w:r>
+    </w:p>
+    <w:p>
+      <w:pPr>
+        <w:spacing w:after="60"/>
+      </w:pPr>
+      <w:r>
+        <w:rPr>
+          <w:rFonts w:ascii="Arial" w:cs="Arial" w:eastAsia="Arial" w:hAnsi="Arial"/>
+          <w:sz w:val="20"/>
+          <w:szCs w:val="20"/>
+        </w:rPr>
+        <w:t xml:space="preserve">- Requirements list</w:t>
+      </w:r>
+    </w:p>
+    <w:p>
+      <w:pPr>
+        <w:spacing w:after="60"/>
+      </w:pPr>
+      <w:r>
+        <w:rPr>
+          <w:rFonts w:ascii="Arial" w:cs="Arial" w:eastAsia="Arial" w:hAnsi="Arial"/>
+          <w:sz w:val="20"/>
+          <w:szCs w:val="20"/>
+        </w:rPr>
+        <w:t xml:space="preserve">- Class diagram (text or ASCII art)</w:t>
+      </w:r>
+    </w:p>
+    <w:p>
+      <w:pPr>
+        <w:spacing w:after="60"/>
+      </w:pPr>
+      <w:r>
+        <w:rPr>
+          <w:rFonts w:ascii="Arial" w:cs="Arial" w:eastAsia="Arial" w:hAnsi="Arial"/>
+          <w:sz w:val="20"/>
+          <w:szCs w:val="20"/>
+        </w:rPr>
+        <w:t xml:space="preserve">- Key features to implement</w:t>
+      </w:r>
+    </w:p>
+    <w:p>
+      <w:pPr>
+        <w:spacing w:after="60"/>
+      </w:pPr>
+      <w:r>
+        <w:rPr>
+          <w:rFonts w:ascii="Arial" w:cs="Arial" w:eastAsia="Arial" w:hAnsi="Arial"/>
+          <w:sz w:val="20"/>
+          <w:szCs w:val="20"/>
+        </w:rPr>
+        <w:t xml:space="preserve">2. Basic Structure (working Python code):</w:t>
+      </w:r>
+    </w:p>
+    <w:p>
+      <w:pPr>
+        <w:spacing w:after="60"/>
+      </w:pPr>
+      <w:r>
+        <w:rPr>
+          <w:rFonts w:ascii="Arial" w:cs="Arial" w:eastAsia="Arial" w:hAnsi="Arial"/>
+          <w:sz w:val="20"/>
+          <w:szCs w:val="20"/>
+        </w:rPr>
+        <w:t xml:space="preserve">- All classes defined (even if incomplete)</w:t>
+      </w:r>
+    </w:p>
+    <w:p>
+      <w:pPr>
+        <w:spacing w:after="60"/>
+      </w:pPr>
+      <w:r>
+        <w:rPr>
+          <w:rFonts w:ascii="Arial" w:cs="Arial" w:eastAsia="Arial" w:hAnsi="Arial"/>
+          <w:sz w:val="20"/>
+          <w:szCs w:val="20"/>
+        </w:rPr>
+        <w:t xml:space="preserve">- Constructor implementation</w:t>
+      </w:r>
+    </w:p>
+    <w:p>
+      <w:pPr>
+        <w:spacing w:after="60"/>
+      </w:pPr>
+      <w:r>
+        <w:rPr>
+          <w:rFonts w:ascii="Arial" w:cs="Arial" w:eastAsia="Arial" w:hAnsi="Arial"/>
+          <w:sz w:val="20"/>
+          <w:szCs w:val="20"/>
+        </w:rPr>
+        <w:t xml:space="preserve">- At least one method working in each class</w:t>
+      </w:r>
+    </w:p>
+    <w:p>
+      <w:pPr>
+        <w:spacing w:after="60"/>
+      </w:pPr>
+      <w:r>
+        <w:rPr>
+          <w:rFonts w:ascii="Arial" w:cs="Arial" w:eastAsia="Arial" w:hAnsi="Arial"/>
+          <w:sz w:val="20"/>
+          <w:szCs w:val="20"/>
+        </w:rPr>
+        <w:t xml:space="preserve">- Test/demo code showing basic functionality</w:t>
+      </w:r>
+    </w:p>
+    <w:p>
+      <w:pPr>
+        <w:spacing w:after="60"/>
+      </w:pPr>
+      <w:r>
+        <w:rPr>
+          <w:rFonts w:ascii="Arial" w:cs="Arial" w:eastAsia="Arial" w:hAnsi="Arial"/>
+          <w:sz w:val="20"/>
+          <w:szCs w:val="20"/>
+        </w:rPr>
+        <w:t xml:space="preserve">3. TODO List:</w:t>
+      </w:r>
+    </w:p>
+    <w:p>
+      <w:pPr>
+        <w:spacing w:after="60"/>
+      </w:pPr>
+      <w:r>
+        <w:rPr>
+          <w:rFonts w:ascii="Arial" w:cs="Arial" w:eastAsia="Arial" w:hAnsi="Arial"/>
+          <w:sz w:val="20"/>
+          <w:szCs w:val="20"/>
+        </w:rPr>
+        <w:t xml:space="preserve">- List all methods that need implementation</w:t>
+      </w:r>
+    </w:p>
+    <w:p>
+      <w:pPr>
+        <w:spacing w:after="60"/>
+      </w:pPr>
+      <w:r>
+        <w:rPr>
+          <w:rFonts w:ascii="Arial" w:cs="Arial" w:eastAsia="Arial" w:hAnsi="Arial"/>
+          <w:sz w:val="20"/>
+          <w:szCs w:val="20"/>
+        </w:rPr>
+        <w:t xml:space="preserve">- List validation needed</w:t>
+      </w:r>
+    </w:p>
+    <w:p>
+      <w:pPr>
+        <w:spacing w:after="60"/>
+      </w:pPr>
+      <w:r>
+        <w:rPr>
+          <w:rFonts w:ascii="Arial" w:cs="Arial" w:eastAsia="Arial" w:hAnsi="Arial"/>
+          <w:sz w:val="20"/>
+          <w:szCs w:val="20"/>
+        </w:rPr>
+        <w:t xml:space="preserve">- List special features</w:t>
+      </w:r>
+    </w:p>
+    <w:p>
+      <w:pPr>
+        <w:spacing w:after="60"/>
+      </w:pPr>
+      <w:r>
+        <w:rPr>
+          <w:rFonts w:ascii="Arial" w:cs="Arial" w:eastAsia="Arial" w:hAnsi="Arial"/>
+          <w:sz w:val="20"/>
+          <w:szCs w:val="20"/>
+        </w:rPr>
+        <w:t xml:space="preserve">- [ ] Requirements are clear and specific</w:t>
+      </w:r>
+    </w:p>
+    <w:p>
+      <w:pPr>
+        <w:spacing w:after="60"/>
+      </w:pPr>
+      <w:r>
+        <w:rPr>
+          <w:rFonts w:ascii="Arial" w:cs="Arial" w:eastAsia="Arial" w:hAnsi="Arial"/>
+          <w:sz w:val="20"/>
+          <w:szCs w:val="20"/>
+        </w:rPr>
+        <w:t xml:space="preserve">- [ ] All necessary classes identified</w:t>
+      </w:r>
+    </w:p>
+    <w:p>
+      <w:pPr>
+        <w:spacing w:after="60"/>
+      </w:pPr>
+      <w:r>
+        <w:rPr>
+          <w:rFonts w:ascii="Arial" w:cs="Arial" w:eastAsia="Arial" w:hAnsi="Arial"/>
+          <w:sz w:val="20"/>
+          <w:szCs w:val="20"/>
+        </w:rPr>
+        <w:t xml:space="preserve">- [ ] Relationships properly designed</w:t>
+      </w:r>
+    </w:p>
+    <w:p>
+      <w:pPr>
+        <w:spacing w:after="60"/>
+      </w:pPr>
+      <w:r>
+        <w:rPr>
+          <w:rFonts w:ascii="Arial" w:cs="Arial" w:eastAsia="Arial" w:hAnsi="Arial"/>
+          <w:sz w:val="20"/>
+          <w:szCs w:val="20"/>
+        </w:rPr>
+        <w:t xml:space="preserve">- [ ] Code follows OOP principles</w:t>
+      </w:r>
+    </w:p>
+    <w:p>
+      <w:pPr>
+        <w:spacing w:after="60"/>
+      </w:pPr>
+      <w:r>
+        <w:rPr>
+          <w:rFonts w:ascii="Arial" w:cs="Arial" w:eastAsia="Arial" w:hAnsi="Arial"/>
+          <w:sz w:val="20"/>
+          <w:szCs w:val="20"/>
+        </w:rPr>
+        <w:t xml:space="preserve">- [ ] Basic tests demonstrate functionality</w:t>
+      </w:r>
+    </w:p>
+    <w:p>
+      <w:pPr>
+        <w:spacing w:after="60"/>
+      </w:pPr>
+      <w:r>
+        <w:rPr>
+          <w:rFonts w:ascii="Arial" w:cs="Arial" w:eastAsia="Arial" w:hAnsi="Arial"/>
+          <w:sz w:val="20"/>
+          <w:szCs w:val="20"/>
+        </w:rPr>
+        <w:t xml:space="preserve">- [ ] Code is organized and readable</w:t>
+      </w:r>
+    </w:p>
+    <w:p>
+      <w:pPr>
+        <w:spacing w:after="60"/>
+      </w:pPr>
+      <w:r>
+        <w:rPr>
+          <w:rFonts w:ascii="Arial" w:cs="Arial" w:eastAsia="Arial" w:hAnsi="Arial"/>
+          <w:sz w:val="20"/>
+          <w:szCs w:val="20"/>
+        </w:rPr>
+        <w:t xml:space="preserve">- [ ] Comments explain complex logic</w:t>
+      </w:r>
+    </w:p>
+    <w:p>
+      <w:pPr>
+        <w:spacing w:after="60"/>
+      </w:pPr>
+      <w:r>
+        <w:rPr>
+          <w:rFonts w:ascii="Arial" w:cs="Arial" w:eastAsia="Arial" w:hAnsi="Arial"/>
+          <w:sz w:val="20"/>
+          <w:szCs w:val="20"/>
+        </w:rPr>
+        <w:t xml:space="preserve">1. Don't overcomplicate - Start with core features</w:t>
+      </w:r>
+    </w:p>
+    <w:p>
+      <w:pPr>
+        <w:spacing w:after="60"/>
+      </w:pPr>
+      <w:r>
+        <w:rPr>
+          <w:rFonts w:ascii="Arial" w:cs="Arial" w:eastAsia="Arial" w:hAnsi="Arial"/>
+          <w:sz w:val="20"/>
+          <w:szCs w:val="20"/>
+        </w:rPr>
+        <w:t xml:space="preserve">2. Focus on design - Good design makes coding easier</w:t>
+      </w:r>
+    </w:p>
+    <w:p>
+      <w:pPr>
+        <w:spacing w:after="60"/>
+      </w:pPr>
+      <w:r>
+        <w:rPr>
+          <w:rFonts w:ascii="Arial" w:cs="Arial" w:eastAsia="Arial" w:hAnsi="Arial"/>
+          <w:sz w:val="20"/>
+          <w:szCs w:val="20"/>
+        </w:rPr>
+        <w:t xml:space="preserve">3. Test as you go - Create test code early</w:t>
+      </w:r>
+    </w:p>
+    <w:p>
+      <w:pPr>
+        <w:spacing w:after="60"/>
+      </w:pPr>
+      <w:r>
+        <w:rPr>
+          <w:rFonts w:ascii="Arial" w:cs="Arial" w:eastAsia="Arial" w:hAnsi="Arial"/>
+          <w:sz w:val="20"/>
+          <w:szCs w:val="20"/>
+        </w:rPr>
+        <w:t xml:space="preserve">4. Use comments - Document your design decisions</w:t>
+      </w:r>
+    </w:p>
+    <w:p>
+      <w:pPr>
+        <w:spacing w:after="60"/>
+      </w:pPr>
+      <w:r>
+        <w:rPr>
+          <w:rFonts w:ascii="Arial" w:cs="Arial" w:eastAsia="Arial" w:hAnsi="Arial"/>
+          <w:sz w:val="20"/>
+          <w:szCs w:val="20"/>
+        </w:rPr>
+        <w:t xml:space="preserve">5. Plan before coding - Design time pays off in coding time</w:t>
+      </w:r>
+    </w:p>
+    <w:p>
+      <w:pPr>
+        <w:spacing w:after="60"/>
+      </w:pPr>
+      <w:r>
+        <w:rPr>
+          <w:rFonts w:ascii="Arial" w:cs="Arial" w:eastAsia="Arial" w:hAnsi="Arial"/>
+          <w:sz w:val="20"/>
+          <w:szCs w:val="20"/>
+        </w:rPr>
+        <w:t xml:space="preserve">Days 26-28 will involve:</w:t>
+      </w:r>
+    </w:p>
+    <w:p>
+      <w:pPr>
+        <w:spacing w:after="60"/>
+      </w:pPr>
+      <w:r>
+        <w:rPr>
+          <w:rFonts w:ascii="Arial" w:cs="Arial" w:eastAsia="Arial" w:hAnsi="Arial"/>
+          <w:sz w:val="20"/>
+          <w:szCs w:val="20"/>
+        </w:rPr>
+        <w:t xml:space="preserve">- Building core classes</w:t>
+      </w:r>
+    </w:p>
+    <w:p>
+      <w:pPr>
+        <w:spacing w:after="60"/>
+      </w:pPr>
+      <w:r>
+        <w:rPr>
+          <w:rFonts w:ascii="Arial" w:cs="Arial" w:eastAsia="Arial" w:hAnsi="Arial"/>
+          <w:sz w:val="20"/>
+          <w:szCs w:val="20"/>
+        </w:rPr>
+        <w:t xml:space="preserve">- Adding inheritance and polymorphism</w:t>
+      </w:r>
+    </w:p>
+    <w:p>
+      <w:pPr>
+        <w:spacing w:after="60"/>
+      </w:pPr>
+      <w:r>
+        <w:rPr>
+          <w:rFonts w:ascii="Arial" w:cs="Arial" w:eastAsia="Arial" w:hAnsi="Arial"/>
+          <w:sz w:val="20"/>
+          <w:szCs w:val="20"/>
+        </w:rPr>
+        <w:t xml:space="preserve">- Implementing special methods</w:t>
+      </w:r>
+    </w:p>
+    <w:p>
+      <w:pPr>
+        <w:spacing w:after="60"/>
+      </w:pPr>
+      <w:r>
+        <w:rPr>
+          <w:rFonts w:ascii="Arial" w:cs="Arial" w:eastAsia="Arial" w:hAnsi="Arial"/>
+          <w:sz w:val="20"/>
+          <w:szCs w:val="20"/>
+        </w:rPr>
+        <w:t xml:space="preserve">- Testing and debugging</w:t>
+      </w:r>
+    </w:p>
+    <w:p>
+      <w:pPr>
+        <w:spacing w:after="60"/>
+      </w:pPr>
+      <w:r>
+        <w:rPr>
+          <w:rFonts w:ascii="Arial" w:cs="Arial" w:eastAsia="Arial" w:hAnsi="Arial"/>
+          <w:sz w:val="20"/>
+          <w:szCs w:val="20"/>
+        </w:rPr>
+        <w:t xml:space="preserve">- Final refinement</w:t>
+      </w:r>
+    </w:p>
+    <w:p>
+      <w:pPr>
+        <w:spacing w:after="60"/>
+      </w:pPr>
+      <w:r>
+        <w:rPr>
+          <w:rFonts w:ascii="Arial" w:cs="Arial" w:eastAsia="Arial" w:hAnsi="Arial"/>
+          <w:sz w:val="20"/>
+          <w:szCs w:val="20"/>
+        </w:rPr>
+        <w:t xml:space="preserve">Come prepared with your design to build on tomorrow!</w:t>
+      </w:r>
+    </w:p>
+    <w:p>
+      <w:pPr>
+        <w:spacing w:after="160"/>
       </w:pPr>
     </w:p>
     <w:p>
